--- a/1-sinif-4-hafta-degerlendirme.docx
+++ b/1-sinif-4-hafta-degerlendirme.docx
@@ -9,7 +9,7 @@
       <w:r>
         <w:drawing>
           <wp:inline xmlns:a="http://schemas.openxmlformats.org/drawingml/2006/main" xmlns:pic="http://schemas.openxmlformats.org/drawingml/2006/picture">
-            <wp:extent cx="7524000" cy="10642819"/>
+            <wp:extent cx="7560000" cy="10674000"/>
             <wp:docPr id="1" name="Picture 1"/>
             <wp:cNvGraphicFramePr>
               <a:graphicFrameLocks noChangeAspect="1"/>
@@ -22,7 +22,7 @@
                     <pic:cNvPicPr/>
                   </pic:nvPicPr>
                   <pic:blipFill>
-                    <a:blip r:embed="rId9"/>
+                    <a:blip r:embed="rId19"/>
                     <a:stretch>
                       <a:fillRect/>
                     </a:stretch>
@@ -30,7 +30,7 @@
                   <pic:spPr>
                     <a:xfrm>
                       <a:off x="0" y="0"/>
-                      <a:ext cx="7524000" cy="10642819"/>
+                      <a:ext cx="7560000" cy="10674000"/>
                     </a:xfrm>
                     <a:prstGeom prst="rect"/>
                   </pic:spPr>
@@ -43,13 +43,12 @@
     </w:p>
     <w:p>
       <w:pPr>
-        <w:pageBreakBefore/>
         <w:spacing w:before="0" w:after="0" w:line="240" w:lineRule="auto"/>
       </w:pPr>
       <w:r>
         <w:drawing>
           <wp:inline xmlns:a="http://schemas.openxmlformats.org/drawingml/2006/main" xmlns:pic="http://schemas.openxmlformats.org/drawingml/2006/picture">
-            <wp:extent cx="7524000" cy="10642819"/>
+            <wp:extent cx="7560000" cy="10674000"/>
             <wp:docPr id="2" name="Picture 2"/>
             <wp:cNvGraphicFramePr>
               <a:graphicFrameLocks noChangeAspect="1"/>
@@ -62,7 +61,7 @@
                     <pic:cNvPicPr/>
                   </pic:nvPicPr>
                   <pic:blipFill>
-                    <a:blip r:embed="rId10"/>
+                    <a:blip r:embed="rId20"/>
                     <a:stretch>
                       <a:fillRect/>
                     </a:stretch>
@@ -70,7 +69,7 @@
                   <pic:spPr>
                     <a:xfrm>
                       <a:off x="0" y="0"/>
-                      <a:ext cx="7524000" cy="10642819"/>
+                      <a:ext cx="7560000" cy="10674000"/>
                     </a:xfrm>
                     <a:prstGeom prst="rect"/>
                   </pic:spPr>
@@ -83,13 +82,12 @@
     </w:p>
     <w:p>
       <w:pPr>
-        <w:pageBreakBefore/>
         <w:spacing w:before="0" w:after="0" w:line="240" w:lineRule="auto"/>
       </w:pPr>
       <w:r>
         <w:drawing>
           <wp:inline xmlns:a="http://schemas.openxmlformats.org/drawingml/2006/main" xmlns:pic="http://schemas.openxmlformats.org/drawingml/2006/picture">
-            <wp:extent cx="7524000" cy="10642819"/>
+            <wp:extent cx="7560000" cy="10674000"/>
             <wp:docPr id="3" name="Picture 3"/>
             <wp:cNvGraphicFramePr>
               <a:graphicFrameLocks noChangeAspect="1"/>
@@ -102,7 +100,7 @@
                     <pic:cNvPicPr/>
                   </pic:nvPicPr>
                   <pic:blipFill>
-                    <a:blip r:embed="rId11"/>
+                    <a:blip r:embed="rId21"/>
                     <a:stretch>
                       <a:fillRect/>
                     </a:stretch>
@@ -110,7 +108,7 @@
                   <pic:spPr>
                     <a:xfrm>
                       <a:off x="0" y="0"/>
-                      <a:ext cx="7524000" cy="10642819"/>
+                      <a:ext cx="7560000" cy="10674000"/>
                     </a:xfrm>
                     <a:prstGeom prst="rect"/>
                   </pic:spPr>
@@ -123,13 +121,12 @@
     </w:p>
     <w:p>
       <w:pPr>
-        <w:pageBreakBefore/>
         <w:spacing w:before="0" w:after="0" w:line="240" w:lineRule="auto"/>
       </w:pPr>
       <w:r>
         <w:drawing>
           <wp:inline xmlns:a="http://schemas.openxmlformats.org/drawingml/2006/main" xmlns:pic="http://schemas.openxmlformats.org/drawingml/2006/picture">
-            <wp:extent cx="7524000" cy="10642819"/>
+            <wp:extent cx="7560000" cy="10674000"/>
             <wp:docPr id="4" name="Picture 4"/>
             <wp:cNvGraphicFramePr>
               <a:graphicFrameLocks noChangeAspect="1"/>
@@ -142,7 +139,7 @@
                     <pic:cNvPicPr/>
                   </pic:nvPicPr>
                   <pic:blipFill>
-                    <a:blip r:embed="rId12"/>
+                    <a:blip r:embed="rId22"/>
                     <a:stretch>
                       <a:fillRect/>
                     </a:stretch>
@@ -150,7 +147,7 @@
                   <pic:spPr>
                     <a:xfrm>
                       <a:off x="0" y="0"/>
-                      <a:ext cx="7524000" cy="10642819"/>
+                      <a:ext cx="7560000" cy="10674000"/>
                     </a:xfrm>
                     <a:prstGeom prst="rect"/>
                   </pic:spPr>
@@ -163,13 +160,12 @@
     </w:p>
     <w:p>
       <w:pPr>
-        <w:pageBreakBefore/>
         <w:spacing w:before="0" w:after="0" w:line="240" w:lineRule="auto"/>
       </w:pPr>
       <w:r>
         <w:drawing>
           <wp:inline xmlns:a="http://schemas.openxmlformats.org/drawingml/2006/main" xmlns:pic="http://schemas.openxmlformats.org/drawingml/2006/picture">
-            <wp:extent cx="7524000" cy="10642819"/>
+            <wp:extent cx="7560000" cy="10674000"/>
             <wp:docPr id="5" name="Picture 5"/>
             <wp:cNvGraphicFramePr>
               <a:graphicFrameLocks noChangeAspect="1"/>
@@ -182,7 +178,7 @@
                     <pic:cNvPicPr/>
                   </pic:nvPicPr>
                   <pic:blipFill>
-                    <a:blip r:embed="rId13"/>
+                    <a:blip r:embed="rId23"/>
                     <a:stretch>
                       <a:fillRect/>
                     </a:stretch>
@@ -190,7 +186,7 @@
                   <pic:spPr>
                     <a:xfrm>
                       <a:off x="0" y="0"/>
-                      <a:ext cx="7524000" cy="10642819"/>
+                      <a:ext cx="7560000" cy="10674000"/>
                     </a:xfrm>
                     <a:prstGeom prst="rect"/>
                   </pic:spPr>
@@ -203,13 +199,12 @@
     </w:p>
     <w:p>
       <w:pPr>
-        <w:pageBreakBefore/>
         <w:spacing w:before="0" w:after="0" w:line="240" w:lineRule="auto"/>
       </w:pPr>
       <w:r>
         <w:drawing>
           <wp:inline xmlns:a="http://schemas.openxmlformats.org/drawingml/2006/main" xmlns:pic="http://schemas.openxmlformats.org/drawingml/2006/picture">
-            <wp:extent cx="7524000" cy="10642819"/>
+            <wp:extent cx="7560000" cy="10674000"/>
             <wp:docPr id="6" name="Picture 6"/>
             <wp:cNvGraphicFramePr>
               <a:graphicFrameLocks noChangeAspect="1"/>
@@ -222,7 +217,7 @@
                     <pic:cNvPicPr/>
                   </pic:nvPicPr>
                   <pic:blipFill>
-                    <a:blip r:embed="rId14"/>
+                    <a:blip r:embed="rId24"/>
                     <a:stretch>
                       <a:fillRect/>
                     </a:stretch>
@@ -230,7 +225,7 @@
                   <pic:spPr>
                     <a:xfrm>
                       <a:off x="0" y="0"/>
-                      <a:ext cx="7524000" cy="10642819"/>
+                      <a:ext cx="7560000" cy="10674000"/>
                     </a:xfrm>
                     <a:prstGeom prst="rect"/>
                   </pic:spPr>
@@ -243,13 +238,12 @@
     </w:p>
     <w:p>
       <w:pPr>
-        <w:pageBreakBefore/>
         <w:spacing w:before="0" w:after="0" w:line="240" w:lineRule="auto"/>
       </w:pPr>
       <w:r>
         <w:drawing>
           <wp:inline xmlns:a="http://schemas.openxmlformats.org/drawingml/2006/main" xmlns:pic="http://schemas.openxmlformats.org/drawingml/2006/picture">
-            <wp:extent cx="7524000" cy="10642819"/>
+            <wp:extent cx="7560000" cy="10674000"/>
             <wp:docPr id="7" name="Picture 7"/>
             <wp:cNvGraphicFramePr>
               <a:graphicFrameLocks noChangeAspect="1"/>
@@ -262,7 +256,7 @@
                     <pic:cNvPicPr/>
                   </pic:nvPicPr>
                   <pic:blipFill>
-                    <a:blip r:embed="rId15"/>
+                    <a:blip r:embed="rId25"/>
                     <a:stretch>
                       <a:fillRect/>
                     </a:stretch>
@@ -270,7 +264,7 @@
                   <pic:spPr>
                     <a:xfrm>
                       <a:off x="0" y="0"/>
-                      <a:ext cx="7524000" cy="10642819"/>
+                      <a:ext cx="7560000" cy="10674000"/>
                     </a:xfrm>
                     <a:prstGeom prst="rect"/>
                   </pic:spPr>
@@ -283,13 +277,12 @@
     </w:p>
     <w:p>
       <w:pPr>
-        <w:pageBreakBefore/>
         <w:spacing w:before="0" w:after="0" w:line="240" w:lineRule="auto"/>
       </w:pPr>
       <w:r>
         <w:drawing>
           <wp:inline xmlns:a="http://schemas.openxmlformats.org/drawingml/2006/main" xmlns:pic="http://schemas.openxmlformats.org/drawingml/2006/picture">
-            <wp:extent cx="7524000" cy="10642819"/>
+            <wp:extent cx="7560000" cy="10674000"/>
             <wp:docPr id="8" name="Picture 8"/>
             <wp:cNvGraphicFramePr>
               <a:graphicFrameLocks noChangeAspect="1"/>
@@ -302,7 +295,7 @@
                     <pic:cNvPicPr/>
                   </pic:nvPicPr>
                   <pic:blipFill>
-                    <a:blip r:embed="rId16"/>
+                    <a:blip r:embed="rId26"/>
                     <a:stretch>
                       <a:fillRect/>
                     </a:stretch>
@@ -310,7 +303,7 @@
                   <pic:spPr>
                     <a:xfrm>
                       <a:off x="0" y="0"/>
-                      <a:ext cx="7524000" cy="10642819"/>
+                      <a:ext cx="7560000" cy="10674000"/>
                     </a:xfrm>
                     <a:prstGeom prst="rect"/>
                   </pic:spPr>
@@ -323,13 +316,12 @@
     </w:p>
     <w:p>
       <w:pPr>
-        <w:pageBreakBefore/>
         <w:spacing w:before="0" w:after="0" w:line="240" w:lineRule="auto"/>
       </w:pPr>
       <w:r>
         <w:drawing>
           <wp:inline xmlns:a="http://schemas.openxmlformats.org/drawingml/2006/main" xmlns:pic="http://schemas.openxmlformats.org/drawingml/2006/picture">
-            <wp:extent cx="7524000" cy="10642819"/>
+            <wp:extent cx="7560000" cy="10674000"/>
             <wp:docPr id="9" name="Picture 9"/>
             <wp:cNvGraphicFramePr>
               <a:graphicFrameLocks noChangeAspect="1"/>
@@ -342,7 +334,7 @@
                     <pic:cNvPicPr/>
                   </pic:nvPicPr>
                   <pic:blipFill>
-                    <a:blip r:embed="rId17"/>
+                    <a:blip r:embed="rId27"/>
                     <a:stretch>
                       <a:fillRect/>
                     </a:stretch>
@@ -350,7 +342,7 @@
                   <pic:spPr>
                     <a:xfrm>
                       <a:off x="0" y="0"/>
-                      <a:ext cx="7524000" cy="10642819"/>
+                      <a:ext cx="7560000" cy="10674000"/>
                     </a:xfrm>
                     <a:prstGeom prst="rect"/>
                   </pic:spPr>
@@ -363,13 +355,12 @@
     </w:p>
     <w:p>
       <w:pPr>
-        <w:pageBreakBefore/>
         <w:spacing w:before="0" w:after="0" w:line="240" w:lineRule="auto"/>
       </w:pPr>
       <w:r>
         <w:drawing>
           <wp:inline xmlns:a="http://schemas.openxmlformats.org/drawingml/2006/main" xmlns:pic="http://schemas.openxmlformats.org/drawingml/2006/picture">
-            <wp:extent cx="7524000" cy="10642819"/>
+            <wp:extent cx="7560000" cy="10674000"/>
             <wp:docPr id="10" name="Picture 10"/>
             <wp:cNvGraphicFramePr>
               <a:graphicFrameLocks noChangeAspect="1"/>
@@ -382,7 +373,7 @@
                     <pic:cNvPicPr/>
                   </pic:nvPicPr>
                   <pic:blipFill>
-                    <a:blip r:embed="rId18"/>
+                    <a:blip r:embed="rId28"/>
                     <a:stretch>
                       <a:fillRect/>
                     </a:stretch>
@@ -390,7 +381,7 @@
                   <pic:spPr>
                     <a:xfrm>
                       <a:off x="0" y="0"/>
-                      <a:ext cx="7524000" cy="10642819"/>
+                      <a:ext cx="7560000" cy="10674000"/>
                     </a:xfrm>
                     <a:prstGeom prst="rect"/>
                   </pic:spPr>
